--- a/output/7-cold-calling-script-templates.docx
+++ b/output/7-cold-calling-script-templates.docx
@@ -23,7 +23,13 @@
         <w:t>outbound sales tools</w:t>
       </w:r>
       <w:r>
-        <w:t xml:space="preserve"> and verified contact data so you're calling the right person on a number that actually connects. In this guide you get 7 cold calling script templates: openers for gatekeeper and decision-maker, discovery and value hook, objection handling, next-step ask, voicemail, and follow-up — plus how </w:t>
+        <w:t xml:space="preserve"> and verified contact data so you're calling the right person on a number that actually connects.</w:t>
+      </w:r>
+    </w:p>
+    <w:p/>
+    <w:p>
+      <w:r>
+        <w:t xml:space="preserve">You get 7 templates: openers for gatekeeper and decision-maker, discovery and value hook, objection handling, next-step ask, voicemail, and follow-up. Plus how </w:t>
       </w:r>
       <w:r>
         <w:rPr>
@@ -32,79 +38,7 @@
         <w:t>outbound sales tools</w:t>
       </w:r>
       <w:r>
-        <w:t xml:space="preserve"> make your script effective.</w:t>
-      </w:r>
-    </w:p>
-    <w:p/>
-    <w:p>
-      <w:r>
-        <w:t>In this guide, you'll get:</w:t>
-      </w:r>
-    </w:p>
-    <w:p/>
-    <w:p>
-      <w:pPr>
-        <w:pStyle w:val="ListBullet"/>
-      </w:pPr>
-      <w:r>
-        <w:t>7 cold calling script templates for openers, discovery, objection handling, and closing</w:t>
-      </w:r>
-    </w:p>
-    <w:p>
-      <w:pPr>
-        <w:pStyle w:val="ListBullet"/>
-      </w:pPr>
-      <w:r>
-        <w:t>How to adapt scripts to different roles and regions (US, Australia, Singapore)</w:t>
-      </w:r>
-    </w:p>
-    <w:p>
-      <w:pPr>
-        <w:pStyle w:val="ListBullet"/>
-      </w:pPr>
-      <w:r>
-        <w:t xml:space="preserve">Why </w:t>
-      </w:r>
-      <w:r>
-        <w:rPr>
-          <w:b/>
-        </w:rPr>
-        <w:t>outbound sales tools</w:t>
-      </w:r>
-      <w:r>
-        <w:t xml:space="preserve"> and data quality matter as much as the script</w:t>
-      </w:r>
-    </w:p>
-    <w:p>
-      <w:pPr>
-        <w:pStyle w:val="ListBullet"/>
-      </w:pPr>
-      <w:r>
-        <w:t>Simple frameworks for objection handling and next steps</w:t>
-      </w:r>
-    </w:p>
-    <w:p/>
-    <w:p>
-      <w:r>
-        <w:t xml:space="preserve">Along the way, we'll show how </w:t>
-      </w:r>
-      <w:r>
-        <w:rPr>
-          <w:b/>
-        </w:rPr>
-        <w:t>Scalelist</w:t>
-      </w:r>
-      <w:r>
-        <w:t xml:space="preserve"> fits as an </w:t>
-      </w:r>
-      <w:r>
-        <w:rPr>
-          <w:b/>
-        </w:rPr>
-        <w:t>outbound sales tool</w:t>
-      </w:r>
-      <w:r>
-        <w:t xml:space="preserve"> that feeds your dialer with verified numbers so your script has a chance to be heard.</w:t>
+        <w:t xml:space="preserve"> make your script effective. Scripts and data work together — without verified mobile numbers, even the best script hits voicemail or reception.</w:t>
       </w:r>
     </w:p>
     <w:p/>
@@ -122,7 +56,7 @@
         <w:pStyle w:val="ListNumber"/>
       </w:pPr>
       <w:r>
-        <w:t>[Why cold calling script templates still matter in 2026](#why-cold-calling-script-templates-still-matter-in-2026)</w:t>
+        <w:t>[Why cold calling script templates still matter](#why-cold-calling-script-templates-still-matter)</w:t>
       </w:r>
     </w:p>
     <w:p>
@@ -194,7 +128,7 @@
         <w:pStyle w:val="ListNumber"/>
       </w:pPr>
       <w:r>
-        <w:t>[How these 7 cold calling script templates fit by region: US, Australia, Singapore](#how-these-7-cold-calling-script-templates-fit-by-region-us-australia-singapore)</w:t>
+        <w:t>[GDPR and cold calling scripts in Europe](#gdpr-and-cold-calling-scripts-in-europe)</w:t>
       </w:r>
     </w:p>
     <w:p>
@@ -210,7 +144,7 @@
         <w:pStyle w:val="ListNumber"/>
       </w:pPr>
       <w:r>
-        <w:t>[Use these 7 cold calling script templates with Scalelist](#use-these-7-cold-calling-script-templates-with-scalelist)</w:t>
+        <w:t>[Use these 7 templates with Scalelist](#use-these-7-templates-with-scalelist)</w:t>
       </w:r>
     </w:p>
     <w:p>
@@ -218,7 +152,7 @@
         <w:pStyle w:val="ListNumber"/>
       </w:pPr>
       <w:r>
-        <w:t>[Conclusion: outbound sales tools and 7 cold calling script templates](#conclusion-outbound-sales-tools-and-7-cold-calling-script-templates)</w:t>
+        <w:t>[Conclusion](#conclusion)</w:t>
       </w:r>
     </w:p>
     <w:p/>
@@ -227,13 +161,19 @@
         <w:pStyle w:val="Heading1"/>
       </w:pPr>
       <w:r>
-        <w:t>Why cold calling script templates still matter in 2026</w:t>
+        <w:t>Why cold calling script templates still matter</w:t>
       </w:r>
     </w:p>
     <w:p/>
     <w:p>
       <w:r>
-        <w:t xml:space="preserve">Scripts aren't about sounding robotic. They're about having a clear path: who you are, why you're calling, what you want, and how you handle "not interested." In 2026, decision-makers are still busy; gatekeepers still screen. A short, clear script plus </w:t>
+        <w:t>Scripts aren't about sounding robotic. They're about having a clear path: who you are, why you're calling, what you want, and how you handle "not interested."</w:t>
+      </w:r>
+    </w:p>
+    <w:p/>
+    <w:p>
+      <w:r>
+        <w:t xml:space="preserve">In 2026, decision-makers are still busy; gatekeepers still screen. A short, clear script plus </w:t>
       </w:r>
       <w:r>
         <w:rPr>
@@ -251,7 +191,13 @@
         <w:t>outbound sales tools</w:t>
       </w:r>
       <w:r>
-        <w:t xml:space="preserve"> give you the list and the dialer to use it at scale. Without verified mobile numbers from your </w:t>
+        <w:t xml:space="preserve"> give you the list and the dialer to use it at scale.</w:t>
+      </w:r>
+    </w:p>
+    <w:p/>
+    <w:p>
+      <w:r>
+        <w:t xml:space="preserve">Without verified mobile numbers from your </w:t>
       </w:r>
       <w:r>
         <w:rPr>
@@ -260,16 +206,7 @@
         <w:t>outbound sales tools</w:t>
       </w:r>
       <w:r>
-        <w:t xml:space="preserve">, even the best script often hits voicemail or reception — so script and data work together. Teams in SaaS, financial services, IT services, construction, real estate, insurance, and outsourcing use these 7 cold calling script templates with </w:t>
-      </w:r>
-      <w:r>
-        <w:rPr>
-          <w:b/>
-        </w:rPr>
-        <w:t>outbound sales tools</w:t>
-      </w:r>
-      <w:r>
-        <w:t xml:space="preserve"> like Scalelist to improve connect rate and meetings per dial.</w:t>
+        <w:t>, even the best script often hits voicemail or reception — so script and data work together.</w:t>
       </w:r>
     </w:p>
     <w:p/>
@@ -311,6 +248,21 @@
     </w:p>
     <w:p/>
     <w:p>
+      <w:pPr>
+        <w:pStyle w:val="Heading2"/>
+      </w:pPr>
+      <w:r>
+        <w:t>Adapt the one-line value</w:t>
+      </w:r>
+    </w:p>
+    <w:p/>
+    <w:p>
+      <w:r>
+        <w:t>SaaS: "help revenue teams automate pipeline reporting." Financial services: "reduce reconciliation time for finance teams." Construction: "streamline project costing for general contractors." Real estate: "help agencies manage listings and leads." Insurance: "automate policy renewals for brokers." Outsourcing: "improve resource allocation for staffing firms."</w:t>
+      </w:r>
+    </w:p>
+    <w:p/>
+    <w:p>
       <w:r>
         <w:t xml:space="preserve">Keep it short. Give a clear reason. Don't pitch on the first sentence. </w:t>
       </w:r>
@@ -321,23 +273,7 @@
         <w:t>Outbound sales tools</w:t>
       </w:r>
       <w:r>
-        <w:t xml:space="preserve"> like verified mobile numbers (from Scalelist or your CRM enrichment) mean you reach the decision-maker more often — so your opener is heard by the right person. Adapt the "one-line value" to their industry (SaaS, financial services, IT services, construction, real estate, insurance, outsourcing) so it's relevant. Use your CRM (HubSpot, Salesforce, Pipedrive) to see if you've already sent an email so you can say "I'm following up on my note from Tuesday" when it's true.</w:t>
-      </w:r>
-    </w:p>
-    <w:p/>
-    <w:p/>
-    <w:p>
-      <w:r>
-        <w:t xml:space="preserve">Adapt the "one-line value" to their industry: SaaS ("help revenue teams automate pipeline reporting"), financial services ("reduce reconciliation time for finance teams"), construction ("streamline project costing for general contractors"), real estate ("help agencies manage listings and leads"), insurance ("automate policy renewals for brokers"), outsourcing ("improve resource allocation for staffing firms"). Your </w:t>
-      </w:r>
-      <w:r>
-        <w:rPr>
-          <w:b/>
-        </w:rPr>
-        <w:t>outbound sales tools</w:t>
-      </w:r>
-      <w:r>
-        <w:t xml:space="preserve"> (CRM, enrichment) should give you enough context to make the opener relevant. When you have a verified mobile number from Scalelist or your CRM enrichment, the opener is heard by the decision-maker — not a gatekeeper. That's when these 7 cold calling script templates pay off.</w:t>
+        <w:t xml:space="preserve"> like verified mobile numbers (from Scalelist or your CRM enrichment) mean you reach the decision-maker more often — so your opener is heard by the right person. Use your CRM (HubSpot, Salesforce, Pipedrive) to see if you've already sent an email so you can say "I'm following up on my note from Tuesday" when it's true.</w:t>
       </w:r>
     </w:p>
     <w:p/>
@@ -352,13 +288,61 @@
     <w:p/>
     <w:p>
       <w:r>
-        <w:t>Once you have their attention: Confirm you have the right person — "Just to confirm, you're the one looking after [relevant area]?" One-sentence value — "We help companies like [theirs] [specific outcome] without [common pain]." One qualifying question — "Are you the right person to talk to about [topic], or is there someone else I should loop in?" Ask for the next step — "Would it make sense to schedule 15 minutes this week to go deeper, or would you prefer I send a short overview and you can decide?"</w:t>
+        <w:t>Once you have their attention, move through this structure:</w:t>
       </w:r>
     </w:p>
     <w:p/>
     <w:p>
       <w:r>
-        <w:t xml:space="preserve">Adapt the "specific outcome" and "common pain" to their industry (e.g. US SaaS vs. Australian construction vs. Singapore financial services). Your </w:t>
+        <w:rPr>
+          <w:b/>
+        </w:rPr>
+        <w:t>Confirm you have the right person</w:t>
+      </w:r>
+      <w:r>
+        <w:t xml:space="preserve"> — "Just to confirm, you're the one looking after [relevant area]?"</w:t>
+      </w:r>
+    </w:p>
+    <w:p/>
+    <w:p>
+      <w:r>
+        <w:rPr>
+          <w:b/>
+        </w:rPr>
+        <w:t>One-sentence value</w:t>
+      </w:r>
+      <w:r>
+        <w:t xml:space="preserve"> — "We help companies like [theirs] [specific outcome] without [common pain]."</w:t>
+      </w:r>
+    </w:p>
+    <w:p/>
+    <w:p>
+      <w:r>
+        <w:rPr>
+          <w:b/>
+        </w:rPr>
+        <w:t>One qualifying question</w:t>
+      </w:r>
+      <w:r>
+        <w:t xml:space="preserve"> — "Are you the right person to talk to about [topic], or is there someone else I should loop in?"</w:t>
+      </w:r>
+    </w:p>
+    <w:p/>
+    <w:p>
+      <w:r>
+        <w:rPr>
+          <w:b/>
+        </w:rPr>
+        <w:t>Ask for the next step</w:t>
+      </w:r>
+      <w:r>
+        <w:t xml:space="preserve"> — "Would it make sense to schedule 15 minutes this week to go deeper, or would you prefer I send a short overview and you can decide?"</w:t>
+      </w:r>
+    </w:p>
+    <w:p/>
+    <w:p>
+      <w:r>
+        <w:t xml:space="preserve">Adapt the "specific outcome" and "common pain" to their industry. Your </w:t>
       </w:r>
       <w:r>
         <w:rPr>
@@ -367,7 +351,7 @@
         <w:t>outbound sales tools</w:t>
       </w:r>
       <w:r>
-        <w:t xml:space="preserve"> (CRM, dialer, enrichment) should give you enough context to make this relevant. This cold calling script template keeps the conversation focused and moves toward a clear next step instead of a long pitch.</w:t>
+        <w:t xml:space="preserve"> (CRM, dialer, enrichment) should give you enough context to make this relevant. This template keeps the conversation focused and moves toward a clear next step instead of a long pitch.</w:t>
       </w:r>
     </w:p>
     <w:p/>
@@ -447,7 +431,7 @@
         <w:t>outbound sales tools</w:t>
       </w:r>
       <w:r>
-        <w:t xml:space="preserve"> to log the outcome in HubSpot, Salesforce, or Pipedrive so the next touch is informed. This cold calling script template works across regions (US, Australia, Singapore) — adjust tone slightly for formality if needed.</w:t>
+        <w:t xml:space="preserve"> to log the outcome in HubSpot, Salesforce, or Pipedrive so the next touch is informed.</w:t>
       </w:r>
     </w:p>
     <w:p/>
@@ -462,7 +446,7 @@
     <w:p/>
     <w:p>
       <w:r>
-        <w:t xml:space="preserve">End every conversation with one ask. "Can I send that one-pager to this email and follow up in two weeks?" "Would you prefer a call next Tuesday or Thursday?" "Should I take you off the list, or can I reach out again in [timeframe]?" If they agree, log it in your </w:t>
+        <w:t xml:space="preserve">End every conversation with one ask. If they agree, log it in your </w:t>
       </w:r>
       <w:r>
         <w:rPr>
@@ -471,7 +455,47 @@
         <w:t>outbound sales tools</w:t>
       </w:r>
       <w:r>
-        <w:t xml:space="preserve"> (CRM, tasks) so you do it. If they say no, respect it and update the record. This cold calling script template ensures you don't leave the call without a clear outcome. Your dialer (Allo, Skipcall, Flunter) and CRM should capture the result so your team can follow up or stop touching the prospect as requested.</w:t>
+        <w:t xml:space="preserve"> (CRM, tasks) so you do it. If they say no, respect it and update the record.</w:t>
+      </w:r>
+    </w:p>
+    <w:p/>
+    <w:p>
+      <w:r>
+        <w:rPr>
+          <w:b/>
+        </w:rPr>
+        <w:t>Next-step asks that work:</w:t>
+      </w:r>
+    </w:p>
+    <w:p/>
+    <w:p>
+      <w:pPr>
+        <w:pStyle w:val="ListBullet"/>
+      </w:pPr>
+      <w:r>
+        <w:t>"Can I send that one-pager to this email and follow up in two weeks?"</w:t>
+      </w:r>
+    </w:p>
+    <w:p>
+      <w:pPr>
+        <w:pStyle w:val="ListBullet"/>
+      </w:pPr>
+      <w:r>
+        <w:t>"Would you prefer a call next Tuesday or Thursday?"</w:t>
+      </w:r>
+    </w:p>
+    <w:p>
+      <w:pPr>
+        <w:pStyle w:val="ListBullet"/>
+      </w:pPr>
+      <w:r>
+        <w:t>"Should I take you off the list, or can I reach out again in [timeframe]?"</w:t>
+      </w:r>
+    </w:p>
+    <w:p/>
+    <w:p>
+      <w:r>
+        <w:t>This template ensures you don't leave the call without a clear outcome. Your dialer (Allo, Skipcall, Flunter) and CRM should capture the result so your team can follow up or stop touching the prospect as requested.</w:t>
       </w:r>
     </w:p>
     <w:p/>
@@ -486,7 +510,13 @@
     <w:p/>
     <w:p>
       <w:r>
-        <w:t xml:space="preserve">When they don't answer: "Hi [First name], this is [Your name] from [Company]. We help [one-line value]. I sent you a short note [yesterday / this week] — wanted to see if it's worth a 15-minute call. You can reach me at [number] or just reply to the email. Thanks." Keep it under 30 seconds. One idea, one ask. </w:t>
+        <w:t>When they don't answer: "Hi [First name], this is [Your name] from [Company]. We help [one-line value]. I sent you a short note [yesterday / this week] — wanted to see if it's worth a 15-minute call. You can reach me at [number] or just reply to the email. Thanks."</w:t>
+      </w:r>
+    </w:p>
+    <w:p/>
+    <w:p>
+      <w:r>
+        <w:t xml:space="preserve">Keep it under 30 seconds. One idea, one ask. </w:t>
       </w:r>
       <w:r>
         <w:rPr>
@@ -495,7 +525,7 @@
         <w:t>Outbound sales tools</w:t>
       </w:r>
       <w:r>
-        <w:t xml:space="preserve"> that give you verified mobile numbers mean the voicemail lands on the decision-maker's phone, not a shared line. Use this cold calling script template when your dialer is set to leave voicemail; consistency helps reps stay on message.</w:t>
+        <w:t xml:space="preserve"> that give you verified mobile numbers mean the voicemail lands on the decision-maker's phone, not a shared line. Use this template when your dialer is set to leave voicemail; consistency helps reps stay on message.</w:t>
       </w:r>
     </w:p>
     <w:p/>
@@ -510,7 +540,13 @@
     <w:p/>
     <w:p>
       <w:r>
-        <w:t xml:space="preserve">When you're calling back after a prior touch: "Hi [First name], it's [Name] from [Company]. I left you a voicemail on [day] / sent you an email [timeframe]. Wanted to try you one more time — do you have 30 seconds, or is there a better time to call back?" This cold calling script template gives you a reason for the call and shows you're persistent but not pushy. Your </w:t>
+        <w:t>When you're calling back after a prior touch: "Hi [First name], it's [Name] from [Company]. I left you a voicemail on [day] / sent you an email [timeframe]. Wanted to try you one more time — do you have 30 seconds, or is there a better time to call back?"</w:t>
+      </w:r>
+    </w:p>
+    <w:p/>
+    <w:p>
+      <w:r>
+        <w:t xml:space="preserve">This template gives you a reason for the call and shows you're persistent but not pushy. Your </w:t>
       </w:r>
       <w:r>
         <w:rPr>
@@ -519,7 +555,7 @@
         <w:t>outbound sales tools</w:t>
       </w:r>
       <w:r>
-        <w:t xml:space="preserve"> (CRM, sequencer) should show what touches have been sent so you can reference them accurately. Instantly and lemlist can run the email side; your dialer and CRM track the call.</w:t>
+        <w:t xml:space="preserve"> (CRM, sequencer) should show what touches have been sent so you can reference them accurately. Instantly and lemlist run the email side; your dialer and CRM track the call.</w:t>
       </w:r>
     </w:p>
     <w:p/>
@@ -534,7 +570,13 @@
     <w:p/>
     <w:p>
       <w:r>
-        <w:t xml:space="preserve">When reception asks what it's regarding: "It's a quick follow-up about [specific topic — e.g. reducing reconciliation time for finance teams]. I have a short call scheduled with [First name] in mind — is there a good time I can reach them, or should I send an email and they can let me know?" Be specific, not vague. Offer to send an email so the gatekeeper has something to pass along. </w:t>
+        <w:t>When reception asks what it's regarding: "It's a quick follow-up about [specific topic — e.g. reducing reconciliation time for finance teams]. I have a short call scheduled with [First name] in mind — is there a good time I can reach them, or should I send an email and they can let me know?"</w:t>
+      </w:r>
+    </w:p>
+    <w:p/>
+    <w:p>
+      <w:r>
+        <w:t xml:space="preserve">Be specific, not vague. Offer to send an email so the gatekeeper has something to pass along. </w:t>
       </w:r>
       <w:r>
         <w:rPr>
@@ -543,7 +585,7 @@
         <w:t>Outbound sales tools</w:t>
       </w:r>
       <w:r>
-        <w:t xml:space="preserve"> that provide verified mobile numbers reduce how often you hit the gatekeeper — but when you do, this cold calling script template keeps the conversation professional and gives a clear next step.</w:t>
+        <w:t xml:space="preserve"> that provide verified mobile numbers reduce how often you hit the gatekeeper — but when you do, this template keeps the conversation professional and gives a clear next step.</w:t>
       </w:r>
     </w:p>
     <w:p/>
@@ -567,7 +609,70 @@
         <w:t>Outbound sales tools</w:t>
       </w:r>
       <w:r>
-        <w:t xml:space="preserve"> that matter for cold calling: Contact enrichment — verified work emails and mobile numbers (Scalelist Chrome extension or CSV upload) so you're not reading your script to a receptionist or a dead line. CRM — HubSpot, Salesforce, Pipedrive — to store context, log calls, and trigger sequences. Dialer — Allo, Skipcall, Flunter — to call from a list without manual dialing. Sequencer — Instantly, lemlist — to warm the call with email so "I'm following up on my note" is true. When your </w:t>
+        <w:t xml:space="preserve"> that matter for cold calling:</w:t>
+      </w:r>
+    </w:p>
+    <w:p/>
+    <w:p>
+      <w:pPr>
+        <w:pStyle w:val="ListBullet"/>
+      </w:pPr>
+      <w:r>
+        <w:rPr>
+          <w:b/>
+        </w:rPr>
+        <w:t>Contact enrichment</w:t>
+      </w:r>
+      <w:r>
+        <w:t xml:space="preserve"> — Verified work emails and mobile numbers (Scalelist Chrome extension or CSV upload) so you're not reading your script to a receptionist or a dead line.</w:t>
+      </w:r>
+    </w:p>
+    <w:p>
+      <w:pPr>
+        <w:pStyle w:val="ListBullet"/>
+      </w:pPr>
+      <w:r>
+        <w:rPr>
+          <w:b/>
+        </w:rPr>
+        <w:t>CRM</w:t>
+      </w:r>
+      <w:r>
+        <w:t xml:space="preserve"> — HubSpot, Salesforce, Pipedrive — to store context, log calls, and trigger sequences.</w:t>
+      </w:r>
+    </w:p>
+    <w:p>
+      <w:pPr>
+        <w:pStyle w:val="ListBullet"/>
+      </w:pPr>
+      <w:r>
+        <w:rPr>
+          <w:b/>
+        </w:rPr>
+        <w:t>Dialer</w:t>
+      </w:r>
+      <w:r>
+        <w:t xml:space="preserve"> — Allo, Skipcall, Flunter — to call from a list without manual dialing.</w:t>
+      </w:r>
+    </w:p>
+    <w:p>
+      <w:pPr>
+        <w:pStyle w:val="ListBullet"/>
+      </w:pPr>
+      <w:r>
+        <w:rPr>
+          <w:b/>
+        </w:rPr>
+        <w:t>Sequencer</w:t>
+      </w:r>
+      <w:r>
+        <w:t xml:space="preserve"> — Instantly, lemlist — to warm the call with email so "I'm following up on my note" is true.</w:t>
+      </w:r>
+    </w:p>
+    <w:p/>
+    <w:p>
+      <w:r>
+        <w:t xml:space="preserve">When your </w:t>
       </w:r>
       <w:r>
         <w:rPr>
@@ -580,86 +685,24 @@
       </w:r>
     </w:p>
     <w:p/>
-    <w:p/>
-    <w:p/>
-    <w:p>
-      <w:r>
-        <w:t xml:space="preserve">Contact enrichment (Scalelist Chrome extension or CSV upload) adds verified work emails and mobile numbers so you're not reading your script to a receptionist or dead line. CRM (HubSpot, Salesforce, Pipedrive) stores context, logs calls, triggers sequences. Dialer (Allo, Skipcall, Flunter) lets you call from a list without manual dialing. Sequencer (Instantly, lemlist) warms the call with email so "I'm following up on my note" is true. When your </w:t>
-      </w:r>
-      <w:r>
-        <w:rPr>
-          <w:b/>
-        </w:rPr>
-        <w:t>outbound sales tools</w:t>
-      </w:r>
-      <w:r>
-        <w:t xml:space="preserve"> feed your dialer with verified mobile numbers, your 7 cold calling script templates get used in live conversations. That's when 2026 cold calling works. Industries: SaaS, financial services, IT services, construction, real estate, insurance, outsourcing. Use these 7 cold calling script templates with </w:t>
-      </w:r>
-      <w:r>
-        <w:rPr>
-          <w:b/>
-        </w:rPr>
-        <w:t>outbound sales tools</w:t>
-      </w:r>
-      <w:r>
-        <w:t xml:space="preserve"> like Scalelist in the US, Australia, Singapore.</w:t>
-      </w:r>
-    </w:p>
-    <w:p/>
     <w:p>
       <w:pPr>
         <w:pStyle w:val="Heading1"/>
       </w:pPr>
       <w:r>
-        <w:t>How these 7 cold calling script templates fit by region: US, Australia, Singapore</w:t>
+        <w:t>GDPR and cold calling scripts in Europe</w:t>
       </w:r>
     </w:p>
     <w:p/>
     <w:p>
       <w:r>
-        <w:rPr>
-          <w:b/>
-        </w:rPr>
-        <w:t>US:</w:t>
+        <w:t>US teams selling into Europe face a different compliance landscape. Apollo, ZoomInfo, and Cognism have faced scrutiny over data sourcing and consent. When your script includes "remove me from the list" or a prospect objects to being contacted, you need clean records and a process that respects that request.</w:t>
       </w:r>
+    </w:p>
+    <w:p/>
+    <w:p>
       <w:r>
-        <w:t xml:space="preserve"> SaaS and financial services reps use these 7 cold calling script templates with </w:t>
-      </w:r>
-      <w:r>
-        <w:rPr>
-          <w:b/>
-        </w:rPr>
-        <w:t>outbound sales tools</w:t>
-      </w:r>
-      <w:r>
-        <w:t xml:space="preserve"> like Scalelist (Chrome extension for LinkedIn) and Allo or Skipcall. They reach VP Sales and IT directors on verified mobile numbers, so the opener and discovery templates get heard. </w:t>
-      </w:r>
-      <w:r>
-        <w:rPr>
-          <w:b/>
-        </w:rPr>
-        <w:t>Australia:</w:t>
-      </w:r>
-      <w:r>
-        <w:t xml:space="preserve"> Construction, real estate, and insurance teams use the same 7 templates; </w:t>
-      </w:r>
-      <w:r>
-        <w:rPr>
-          <w:b/>
-        </w:rPr>
-        <w:t>outbound sales tools</w:t>
-      </w:r>
-      <w:r>
-        <w:t xml:space="preserve"> (Pipedrive, Skipcall, Scalelist CSV for CRM lists) support the workflow. Slightly more formal tone in Singapore for IT services and outsourcing. Industries: SaaS, financial services, IT services, construction, real estate, insurance, outsourcing. Your </w:t>
-      </w:r>
-      <w:r>
-        <w:rPr>
-          <w:b/>
-        </w:rPr>
-        <w:t>outbound sales tools</w:t>
-      </w:r>
-      <w:r>
-        <w:t xml:space="preserve"> (enrichment, CRM, dialer) should feed your dialer with verified data so these 7 cold calling script templates are used in real conversations, not on dead lines.</w:t>
+        <w:t>Scalelist is built for GDPR compliance. For US teams calling into UK, DACH, or French accounts, that means fewer compliance headaches and a clear advantage when prospects ask "where did you get my number?" Verified data, transparent sourcing, and proper opt-out handling keep your scripts professional and compliant.</w:t>
       </w:r>
     </w:p>
     <w:p/>
@@ -674,16 +717,49 @@
     <w:p/>
     <w:p>
       <w:r>
-        <w:t xml:space="preserve">Reading the script word-for-word. Use the 7 cold calling script templates as structure, not a recital. Another mistake: pitching on the opener. Give a clear reason and one ask; save the pitch for discovery. A third mistake: not logging outcomes in your </w:t>
+        <w:rPr>
+          <w:b/>
+        </w:rPr>
+        <w:t>Reading the script word-for-word.</w:t>
       </w:r>
+      <w:r>
+        <w:t xml:space="preserve"> Use the 7 templates as structure, not a recital.</w:t>
+      </w:r>
+    </w:p>
+    <w:p/>
+    <w:p>
       <w:r>
         <w:rPr>
           <w:b/>
         </w:rPr>
-        <w:t>outbound sales tools</w:t>
+        <w:t>Pitching on the opener.</w:t>
       </w:r>
       <w:r>
-        <w:t xml:space="preserve">. Use HubSpot, Salesforce, or Pipedrive to record what happened so the next touch has context. A fourth mistake: calling without verified mobile numbers. </w:t>
+        <w:t xml:space="preserve"> Give a clear reason and one ask; save the pitch for discovery.</w:t>
+      </w:r>
+    </w:p>
+    <w:p/>
+    <w:p>
+      <w:r>
+        <w:rPr>
+          <w:b/>
+        </w:rPr>
+        <w:t>Not logging outcomes.</w:t>
+      </w:r>
+      <w:r>
+        <w:t xml:space="preserve"> Use HubSpot, Salesforce, or Pipedrive to record what happened so the next touch has context.</w:t>
+      </w:r>
+    </w:p>
+    <w:p/>
+    <w:p>
+      <w:r>
+        <w:rPr>
+          <w:b/>
+        </w:rPr>
+        <w:t>Calling without verified mobile numbers.</w:t>
+      </w:r>
+      <w:r>
+        <w:t xml:space="preserve"> </w:t>
       </w:r>
       <w:r>
         <w:rPr>
@@ -692,17 +768,16 @@
         <w:t>Outbound sales tools</w:t>
       </w:r>
       <w:r>
-        <w:t xml:space="preserve"> like Scalelist (Chrome extension for LinkedIn, CSV for CRM lists) mean your 7 cold calling script templates reach decision-makers instead of reception. Never mix "export from Sales Navigator and upload as CSV" — use Chrome for LinkedIn, CSV for existing lists.</w:t>
+        <w:t xml:space="preserve"> like Scalelist (Chrome extension for LinkedIn, CSV for CRM lists) mean your 7 templates reach decision-makers instead of reception. Never mix "export from Sales Navigator and upload as CSV" — use Chrome for LinkedIn, CSV for existing lists.</w:t>
       </w:r>
     </w:p>
-    <w:p/>
     <w:p/>
     <w:p>
       <w:pPr>
         <w:pStyle w:val="Heading1"/>
       </w:pPr>
       <w:r>
-        <w:t>Use these 7 cold calling script templates with Scalelist</w:t>
+        <w:t>Use these 7 templates with Scalelist</w:t>
       </w:r>
     </w:p>
     <w:p/>
@@ -717,63 +792,67 @@
         <w:t>outbound sales tools</w:t>
       </w:r>
       <w:r>
-        <w:t xml:space="preserve"> give you the list and the connection. Scalelist helps with the data side: Chrome extension for LinkedIn and Sales Navigator (enrich profiles and get verified work emails and mobile numbers into your CRM and dialer), CSV upload for existing lists from your CRM or events (bulk enrichment so your team has numbers to call), transparent credits and strong APAC coverage. Use these 7 cold calling script templates in 2026 with a list built on verified data, and you'll spend more time in conversations and less time on dead dials. </w:t>
+        <w:t xml:space="preserve"> give you the list and the connection. Scalelist helps with the data side:</w:t>
       </w:r>
+    </w:p>
+    <w:p/>
+    <w:p>
+      <w:pPr>
+        <w:pStyle w:val="ListBullet"/>
+      </w:pPr>
       <w:r>
         <w:rPr>
           <w:b/>
         </w:rPr>
-        <w:t>Outbound sales tools</w:t>
+        <w:t>Chrome extension</w:t>
       </w:r>
       <w:r>
-        <w:t xml:space="preserve"> like Scalelist ensure your script is heard by the right person — so your 7 cold calling script templates pay off. Remember: Chrome extension for LinkedIn/Sales Navigator (no export); CSV upload for existing lists from CRM or events. Never mix "export from Sales Navigator and upload as CSV." Match the workflow to your source, feed your dialer with verified data, and use these 7 cold calling script templates for openers, discovery, objections, and close. That's how </w:t>
+        <w:t xml:space="preserve"> for LinkedIn and Sales Navigator — enrich profiles and get verified work emails and mobile numbers into your CRM and dialer.</w:t>
       </w:r>
+    </w:p>
+    <w:p>
+      <w:pPr>
+        <w:pStyle w:val="ListBullet"/>
+      </w:pPr>
       <w:r>
         <w:rPr>
           <w:b/>
         </w:rPr>
-        <w:t>outbound sales tools</w:t>
+        <w:t>CSV upload</w:t>
       </w:r>
       <w:r>
-        <w:t xml:space="preserve"> and script work together in 2026.</w:t>
+        <w:t xml:space="preserve"> for existing lists from your CRM or events — bulk enrichment so your team has numbers to call.</w:t>
+      </w:r>
+    </w:p>
+    <w:p>
+      <w:pPr>
+        <w:pStyle w:val="ListBullet"/>
+      </w:pPr>
+      <w:r>
+        <w:rPr>
+          <w:b/>
+        </w:rPr>
+        <w:t>Transparent credits</w:t>
+      </w:r>
+      <w:r>
+        <w:t xml:space="preserve"> and strong APAC coverage.</w:t>
       </w:r>
     </w:p>
     <w:p/>
+    <w:p>
+      <w:r>
+        <w:t>Use these 7 cold calling script templates in 2026 with a list built on verified data, and you'll spend more time in conversations and less time on dead dials. Chrome extension for LinkedIn/Sales Navigator (no export); CSV upload for existing lists from CRM or events. Never mix "export from Sales Navigator and upload as CSV."</w:t>
+      </w:r>
+    </w:p>
     <w:p/>
     <w:p>
       <w:pPr>
         <w:pStyle w:val="Heading1"/>
       </w:pPr>
       <w:r>
-        <w:t>Conclusion: outbound sales tools and 7 cold calling script templates</w:t>
+        <w:t>Conclusion</w:t>
       </w:r>
     </w:p>
-    <w:p/>
-    <w:p>
-      <w:r>
-        <w:t xml:space="preserve">The 7 cold calling script templates give you structure for openers, discovery, objections, voicemail, and close. </w:t>
-      </w:r>
-      <w:r>
-        <w:rPr>
-          <w:b/>
-        </w:rPr>
-        <w:t>Outbound sales tools</w:t>
-      </w:r>
-      <w:r>
-        <w:t xml:space="preserve"> (enrichment for verified mobile numbers, CRM, dialer, sequencer) give you the list and connection so the script is heard. Conclusion: use these 7 cold calling script templates with </w:t>
-      </w:r>
-      <w:r>
-        <w:rPr>
-          <w:b/>
-        </w:rPr>
-        <w:t>outbound sales tools</w:t>
-      </w:r>
-      <w:r>
-        <w:t xml:space="preserve"> like Scalelist so your cold calling in 2026 reaches the right person on numbers that connect in the US, Australia, Singapore, and beyond.</w:t>
-      </w:r>
-    </w:p>
-    <w:p/>
-    <w:p/>
     <w:p/>
     <w:p>
       <w:r>
@@ -786,25 +865,13 @@
         <w:t>Outbound sales tools</w:t>
       </w:r>
       <w:r>
-        <w:t xml:space="preserve"> (enrichment for verified mobile numbers, CRM, dialer, sequencer) give you the list and connection so the script is heard. Use Scalelist Chrome extension for LinkedIn/Sales Navigator or CSV upload for existing lists — never mix "export from Sales Navigator and upload as CSV." Industries: SaaS, financial services, IT services, construction, real estate, insurance, outsourcing in the US, Australia, Singapore. Conclusion: use these 7 cold calling script templates with </w:t>
+        <w:t xml:space="preserve"> (enrichment for verified mobile numbers, CRM, dialer, sequencer) give you the list and connection so the script is heard.</w:t>
       </w:r>
+    </w:p>
+    <w:p/>
+    <w:p>
       <w:r>
-        <w:rPr>
-          <w:b/>
-        </w:rPr>
-        <w:t>outbound sales tools</w:t>
-      </w:r>
-      <w:r>
-        <w:t xml:space="preserve"> like Scalelist so your cold calling in 2026 reaches the right person on numbers that connect. Match the workflow to your source: Chrome extension for LinkedIn/Sales Navigator, CSV upload for existing lists from HubSpot, Salesforce, Pipedrive. Never mix "export from Sales Navigator and upload as CSV." Industries: SaaS, financial services, IT services, construction, real estate, insurance, outsourcing in the US, Australia, Singapore. Your </w:t>
-      </w:r>
-      <w:r>
-        <w:rPr>
-          <w:b/>
-        </w:rPr>
-        <w:t>outbound sales tools</w:t>
-      </w:r>
-      <w:r>
-        <w:t xml:space="preserve"> and these 7 cold calling script templates work together when you feed your dialer with verified data. Match the workflow to your source, feed your dialer with verified data, and use these 7 cold calling script templates for openers, discovery, objections, and close.</w:t>
+        <w:t>Use Scalelist Chrome extension for LinkedIn/Sales Navigator or CSV upload for existing lists — never mix "export from Sales Navigator and upload as CSV." Match the workflow to your source, feed your dialer with verified data, and use these 7 templates for openers, discovery, objections, and close.</w:t>
       </w:r>
     </w:p>
     <w:p/>
